--- a/outputs/reports/snia-sdc-storageai-aisio-2026.rich.docx
+++ b/outputs/reports/snia-sdc-storageai-aisio-2026.rich.docx
@@ -214,7 +214,7 @@
         <w:pStyle w:val="BodyText"/>
       </w:pPr>
       <w:r>
-        <w:t xml:space="preserve">During the component overview, an audience member named Kristoff interrupted to object that the F_MAP_AP-based approach is a debugging tool carrying file-system-specific risk and corruption hazard under concurrent access, and later reiterated this concern in the Q&amp;A. The main speaker acknowledged the objection and noted that PNF and flex files are also under consideration as management layers.</w:t>
+        <w:t xml:space="preserve">During the component overview, an audience member named Christoph Hellwig interrupted to object that the F_MAP_AP-based approach is a debugging tool carrying file-system-specific risk and corruption hazard under concurrent access, and later reiterated this concern in the Q&amp;A. The main speaker acknowledged the objection and noted that PNF and flex files are also under consideration as management layers.</w:t>
       </w:r>
     </w:p>
     <w:bookmarkEnd w:id="21"/>
@@ -523,7 +523,7 @@
         <w:pStyle w:val="FirstParagraph"/>
       </w:pPr>
       <w:r>
-        <w:t xml:space="preserve">The open-source component overview, presented as a component diagram with existing projects in blue and new or extended ones in orange, was interrupted by Kristoff’s objection before the speaker continued with the remaining tools.</w:t>
+        <w:t xml:space="preserve">The open-source component overview, presented as a component diagram with existing projects in blue and new or extended ones in orange, was interrupted by Christoph Hellwig’s objection before the speaker continued with the remaining tools.</w:t>
       </w:r>
     </w:p>
     <w:p>
@@ -763,7 +763,7 @@
         <w:pStyle w:val="FirstParagraph"/>
       </w:pPr>
       <w:r>
-        <w:t xml:space="preserve">The speaker summarizes the vision and takes audience questions; Kristoff delivers a fuller version of his earlier objection.</w:t>
+        <w:t xml:space="preserve">The speaker summarizes the vision and takes audience questions; Christoph Hellwig delivers a fuller version of his earlier objection.</w:t>
       </w:r>
     </w:p>
     <w:p>
@@ -811,7 +811,7 @@
         <w:pStyle w:val="Compact"/>
       </w:pPr>
       <w:r>
-        <w:t xml:space="preserve">Kristoff’s Q&amp;A objection: F_MAP_AP is a debugging tool with file-system-specific content; poses corruption risk under concurrent activity; he stated he raised this with the team and its management two years prior and recommended expanding PFS block layout with relocation mechanisms.</w:t>
+        <w:t xml:space="preserve">Christoph Hellwig’s Q&amp;A objection: F_MAP_AP is a debugging tool with file-system-specific content; poses corruption risk under concurrent activity; he stated he raised this with the team and its management two years prior and recommended expanding PFS block layout with relocation mechanisms.</w:t>
       </w:r>
     </w:p>
     <w:p>
@@ -879,7 +879,7 @@
         <w:pStyle w:val="Compact"/>
       </w:pPr>
       <w:r>
-        <w:t xml:space="preserve">Kristoff (audience member; objected to F_MAP_AP approach during talk and Q&amp;A)</w:t>
+        <w:t xml:space="preserve">Christoph Hellwig (audience member; objected to F_MAP_AP approach during talk and Q&amp;A)</w:t>
       </w:r>
     </w:p>
     <w:bookmarkEnd w:id="29"/>
@@ -1723,7 +1723,7 @@
         <w:t xml:space="preserve"> </w:t>
       </w:r>
       <w:r>
-        <w:t xml:space="preserve">— Kristoff</w:t>
+        <w:t xml:space="preserve">— Christoph Hellwig</w:t>
       </w:r>
     </w:p>
     <w:p>
@@ -1737,7 +1737,7 @@
         <w:t xml:space="preserve"> </w:t>
       </w:r>
       <w:r>
-        <w:t xml:space="preserve">— Kristoff</w:t>
+        <w:t xml:space="preserve">— Christoph Hellwig</w:t>
       </w:r>
     </w:p>
     <w:p>
